--- a/public/horus-procedures/FSP-21_إدارة_المخازن_والتخزين.docx
+++ b/public/horus-procedures/FSP-21_إدارة_المخازن_والتخزين.docx
@@ -9,22 +9,22 @@
         </w:pict>
       </w:r>
     </w:p>
-    <w:bookmarkStart w:id="10" w:name="شركة-حورس-لإنتاج-وتعبئة-المياه-الطبيعية"/>
+    <w:bookmarkStart w:id="10" w:name="شركة-لإنتاج-وتعبئة-المياه-الطبيعية"/>
     <w:p>
       <w:pPr>
         <w:pStyle w:val="Heading1"/>
       </w:pPr>
       <w:r>
-        <w:t xml:space="preserve">شركة حورس لإنتاج وتعبئة المياه الطبيعية</w:t>
-      </w:r>
-    </w:p>
-    <w:bookmarkStart w:id="9" w:name="horus-natural-water-co."/>
+        <w:t xml:space="preserve">شركة لإنتاج وتعبئة المياه الطبيعية</w:t>
+      </w:r>
+    </w:p>
+    <w:bookmarkStart w:id="9" w:name="company-co."/>
     <w:p>
       <w:pPr>
         <w:pStyle w:val="Heading2"/>
       </w:pPr>
       <w:r>
-        <w:t xml:space="preserve">Horus Natural Water Co.</w:t>
+        <w:t xml:space="preserve">Company Co.</w:t>
       </w:r>
     </w:p>
     <w:p>
@@ -319,7 +319,7 @@
         <w:t xml:space="preserve"> </w:t>
       </w:r>
       <w:r>
-        <w:t xml:space="preserve">“مرافق حورس لتعبئة المياه الطبيعية”</w:t>
+        <w:t xml:space="preserve">“مرافق لتعبئة المياه الطبيعية”</w:t>
       </w:r>
       <w:r>
         <w:t xml:space="preserve">. يضمن هذا الإجراء الحفاظ على سلامة وجودة هذه المواد، ومنع تلوثها، وفقدان قابلية تتبعها، وذلك بما يتوافق مع متطلبات نظام إدارة سلامة الغذاء والجودة والمواصفات القياسية والتشريعات ذات الصلة.</w:t>
@@ -340,7 +340,7 @@
         <w:pStyle w:val="FirstParagraph"/>
       </w:pPr>
       <w:r>
-        <w:t xml:space="preserve">ينطبق هذا الإجراء على جميع المخازن ومناطق التخزين التابعة لمنشأة حورس، ويشمل جميع المواد الخام، مواد التعبئة والتغليف، المواد المضافة، منتجات التنظيف والتطهير، قطع الغيار، ومخازن المنتج النهائي والمكتبات ومخازن مستلزمات المكتب، بدءاً من استلامها وتخزينها وحتى صرفها أو نقلها من المخازن.</w:t>
+        <w:t xml:space="preserve">ينطبق هذا الإجراء على جميع المخازن ومناطق التخزين التابعة لمنشأة ، ويشمل جميع المواد الخام، مواد التعبئة والتغليف، المواد المضافة، منتجات التنظيف والتطهير، قطع الغيار، ومخازن المنتج النهائي والمكتبات ومخازن مستلزمات المكتب، بدءاً من استلامها وتخزينها وحتى صرفها أو نقلها من المخازن.</w:t>
       </w:r>
     </w:p>
     <w:bookmarkEnd w:id="13"/>

--- a/public/horus-procedures/FSP-21_إدارة_المخازن_والتخزين.docx
+++ b/public/horus-procedures/FSP-21_إدارة_المخازن_والتخزين.docx
@@ -9,13 +9,13 @@
         </w:pict>
       </w:r>
     </w:p>
-    <w:bookmarkStart w:id="10" w:name="شركة-لإنتاج-وتعبئة-المياه-الطبيعية"/>
+    <w:bookmarkStart w:id="10" w:name="X03cef4314b8aa390e318dc4a1235d0ccb9e0c3a"/>
     <w:p>
       <w:pPr>
         <w:pStyle w:val="Heading1"/>
       </w:pPr>
       <w:r>
-        <w:t xml:space="preserve">شركة لإنتاج وتعبئة المياه الطبيعية</w:t>
+        <w:t xml:space="preserve">شركة الأزواك لإنتاج وتعبئة المياه الطبيعية</w:t>
       </w:r>
     </w:p>
     <w:bookmarkStart w:id="9" w:name="company-co."/>
